--- a/templates/report-template.docx
+++ b/templates/report-template.docx
@@ -5456,7 +5456,7 @@
                   <v:path o:extrusionok="f" gradientshapeok="t" o:connecttype="rect"/>
                   <o:lock v:ext="edit" aspectratio="t"/>
                 </v:shapetype>
-                <v:shape id="_x0000_i1025" type="#_x0000_t75" style="width:93.6pt;height:1in" o:ole="">
+                <v:shape id="_x0000_i1025" type="#_x0000_t75" style="width:80.75pt;height:48.85pt" o:ole="">
                   <v:imagedata r:id="rId10" o:title=""/>
                 </v:shape>
                 <o:OLEObject Type="Embed" ProgID="ChemDraw.Document.6.0" ShapeID="_x0000_i1025" DrawAspect="Content" ObjectID="_1843889930" r:id="rId11"/>
